--- a/output/Bergmann-SSHRC-Contributions.docx
+++ b/output/Bergmann-SSHRC-Contributions.docx
@@ -20,7 +20,7 @@
           <w:iCs/>
           <w:i/>
         </w:rPr>
-        <w:t xml:space="preserve">Six-year window: contributions since 2020-09-06. * = resulted from previous SSHRC support.</w:t>
+        <w:t xml:space="preserve">Six-year window: contributions since 2020-10-14. * = resulted from previous SSHRC support.</w:t>
       </w:r>
     </w:p>
     <w:bookmarkEnd w:id="20"/>

--- a/output/Bergmann-SSHRC-Contributions.docx
+++ b/output/Bergmann-SSHRC-Contributions.docx
@@ -20,7 +20,7 @@
           <w:iCs/>
           <w:i/>
         </w:rPr>
-        <w:t xml:space="preserve">Six-year window: contributions since 2020-10-14. * = resulted from previous SSHRC support.</w:t>
+        <w:t xml:space="preserve">Six-year window: contributions since 2020-10-18. * = resulted from previous SSHRC support.</w:t>
       </w:r>
     </w:p>
     <w:bookmarkEnd w:id="20"/>

--- a/output/Bergmann-SSHRC-Contributions.docx
+++ b/output/Bergmann-SSHRC-Contributions.docx
@@ -2,13 +2,13 @@
 <file path=word/document.xml><?xml version="1.0" encoding="utf-8"?>
 <w:document xmlns:w="http://schemas.openxmlformats.org/wordprocessingml/2006/main" xmlns:m="http://schemas.openxmlformats.org/officeDocument/2006/math" xmlns:r="http://schemas.openxmlformats.org/officeDocument/2006/relationships" xmlns:o="urn:schemas-microsoft-com:office:office" xmlns:v="urn:schemas-microsoft-com:vml" xmlns:w10="urn:schemas-microsoft-com:office:word" xmlns:a="http://schemas.openxmlformats.org/drawingml/2006/main" xmlns:pic="http://schemas.openxmlformats.org/drawingml/2006/picture" xmlns:wp="http://schemas.openxmlformats.org/drawingml/2006/wordprocessingDrawing">
   <w:body>
-    <w:bookmarkStart w:id="20" w:name="Xdd177c5a12bc3f5733da926e5cd0b5f921f8e83"/>
+    <w:bookmarkStart w:id="20" w:name="michael-f-bergmann"/>
     <w:p>
       <w:pPr>
         <w:pStyle w:val="Heading1"/>
       </w:pPr>
       <w:r>
-        <w:t xml:space="preserve">Research Contributions and Relevant Experience — Michael F Bergmann</w:t>
+        <w:t xml:space="preserve">Michael F Bergmann</w:t>
       </w:r>
     </w:p>
     <w:p>
@@ -20,7 +20,7 @@
           <w:iCs/>
           <w:i/>
         </w:rPr>
-        <w:t xml:space="preserve">Six-year window: contributions since 2020-10-18. * = resulted from previous SSHRC support.</w:t>
+        <w:t xml:space="preserve">Six-year window: contributions since 2020-10-29. * = resulted from previous SSHRC support.</w:t>
       </w:r>
     </w:p>
     <w:bookmarkEnd w:id="20"/>
